--- a/project/documents/reportletters/RepPctSearchReport.docx
+++ b/project/documents/reportletters/RepPctSearchReport.docx
@@ -580,13 +580,7 @@
         <w:rPr>
           <w:rFonts w:asciiTheme="minorHAnsi" w:hAnsiTheme="minorHAnsi"/>
         </w:rPr>
-        <w:t>@duedate@</w:t>
-      </w:r>
-      <w:r>
-        <w:rPr>
-          <w:rFonts w:asciiTheme="minorHAnsi" w:hAnsiTheme="minorHAnsi"/>
-        </w:rPr>
-        <w:t xml:space="preserve"> </w:t>
+        <w:t>&lt;&lt;19duedate&gt;&gt;</w:t>
       </w:r>
       <w:r>
         <w:rPr>
@@ -650,13 +644,13 @@
         <w:rPr>
           <w:rFonts w:asciiTheme="minorHAnsi" w:hAnsiTheme="minorHAnsi"/>
         </w:rPr>
-        <w:t>@duedate@</w:t>
-      </w:r>
-      <w:r>
-        <w:rPr>
-          <w:rFonts w:asciiTheme="minorHAnsi" w:hAnsiTheme="minorHAnsi"/>
-        </w:rPr>
-        <w:t>&lt;li&gt;</w:t>
+        <w:t>&lt;&lt;34duedate&gt;&gt;&lt;</w:t>
+      </w:r>
+      <w:r>
+        <w:rPr>
+          <w:rFonts w:asciiTheme="minorHAnsi" w:hAnsiTheme="minorHAnsi"/>
+        </w:rPr>
+        <w:t>li&gt;</w:t>
       </w:r>
     </w:p>
     <w:p>
@@ -689,7 +683,7 @@
         <w:rPr>
           <w:rFonts w:asciiTheme="minorHAnsi" w:hAnsiTheme="minorHAnsi"/>
         </w:rPr>
-        <w:t>@duedate@</w:t>
+        <w:t>&lt;&lt;30mduedate&gt;&gt;</w:t>
       </w:r>
       <w:r>
         <w:rPr>

--- a/project/documents/reportletters/RepPctSearchReport.docx
+++ b/project/documents/reportletters/RepPctSearchReport.docx
@@ -39,13 +39,29 @@
           <w:rFonts w:asciiTheme="minorHAnsi" w:eastAsia="Times New Roman" w:hAnsiTheme="minorHAnsi" w:cs="Arial"/>
           <w:bCs/>
         </w:rPr>
-        <w:t>@WAName@ @WAPhone@&amp;nbsp;&amp;nbsp;</w:t>
-      </w:r>
+        <w:t>@WAName@ @WAPhone@&amp;</w:t>
+      </w:r>
+      <w:proofErr w:type="gramStart"/>
       <w:r>
         <w:rPr>
           <w:rFonts w:asciiTheme="minorHAnsi" w:eastAsia="Times New Roman" w:hAnsiTheme="minorHAnsi" w:cs="Arial"/>
           <w:bCs/>
         </w:rPr>
+        <w:t>nbsp;&amp;</w:t>
+      </w:r>
+      <w:proofErr w:type="gramEnd"/>
+      <w:r>
+        <w:rPr>
+          <w:rFonts w:asciiTheme="minorHAnsi" w:eastAsia="Times New Roman" w:hAnsiTheme="minorHAnsi" w:cs="Arial"/>
+          <w:bCs/>
+        </w:rPr>
+        <w:t>nbsp;</w:t>
+      </w:r>
+      <w:r>
+        <w:rPr>
+          <w:rFonts w:asciiTheme="minorHAnsi" w:eastAsia="Times New Roman" w:hAnsiTheme="minorHAnsi" w:cs="Arial"/>
+          <w:bCs/>
+        </w:rPr>
         <w:tab/>
         <w:t>@WAEmail@&lt;br&gt;</w:t>
       </w:r>
@@ -386,7 +402,15 @@
           <w:rFonts w:asciiTheme="minorHAnsi" w:hAnsiTheme="minorHAnsi"/>
           <w:b/>
         </w:rPr>
-        <w:t xml:space="preserve"> do we need from you?)</w:t>
+        <w:t xml:space="preserve"> do we need from you</w:t>
+      </w:r>
+      <w:proofErr w:type="gramStart"/>
+      <w:r>
+        <w:rPr>
+          <w:rFonts w:asciiTheme="minorHAnsi" w:hAnsiTheme="minorHAnsi"/>
+          <w:b/>
+        </w:rPr>
+        <w:t>?)</w:t>
       </w:r>
       <w:r>
         <w:rPr>
@@ -400,7 +424,15 @@
           <w:rFonts w:asciiTheme="minorHAnsi" w:hAnsiTheme="minorHAnsi"/>
           <w:b/>
         </w:rPr>
-        <w:t>&lt;/b&gt;</w:t>
+        <w:t>&lt;</w:t>
+      </w:r>
+      <w:proofErr w:type="gramEnd"/>
+      <w:r>
+        <w:rPr>
+          <w:rFonts w:asciiTheme="minorHAnsi" w:hAnsiTheme="minorHAnsi"/>
+          <w:b/>
+        </w:rPr>
+        <w:t>/b&gt;</w:t>
       </w:r>
       <w:r>
         <w:rPr>
@@ -475,6 +507,7 @@
         </w:rPr>
         <w:t>does this need to be done</w:t>
       </w:r>
+      <w:proofErr w:type="gramStart"/>
       <w:r>
         <w:rPr>
           <w:rFonts w:asciiTheme="minorHAnsi" w:hAnsiTheme="minorHAnsi"/>
@@ -494,7 +527,15 @@
           <w:rFonts w:asciiTheme="minorHAnsi" w:hAnsiTheme="minorHAnsi"/>
           <w:b/>
         </w:rPr>
-        <w:t>&lt;/b&gt;</w:t>
+        <w:t>&lt;</w:t>
+      </w:r>
+      <w:proofErr w:type="gramEnd"/>
+      <w:r>
+        <w:rPr>
+          <w:rFonts w:asciiTheme="minorHAnsi" w:hAnsiTheme="minorHAnsi"/>
+          <w:b/>
+        </w:rPr>
+        <w:t>/b&gt;</w:t>
       </w:r>
       <w:r>
         <w:rPr>
@@ -749,13 +790,27 @@
         <w:rPr>
           <w:rFonts w:asciiTheme="minorHAnsi" w:hAnsiTheme="minorHAnsi"/>
         </w:rPr>
-        <w:t>We received the attached International Search Report (ISR) and Written Opinion (WO) providing preliminary search/exam results for the above-identified PCT international patent application.</w:t>
-      </w:r>
-      <w:r>
-        <w:rPr>
-          <w:rFonts w:asciiTheme="minorHAnsi" w:hAnsiTheme="minorHAnsi"/>
-        </w:rPr>
-        <w:t>&lt;/p&gt;</w:t>
+        <w:t xml:space="preserve">We received the attached International Search Report (ISR) and Written Opinion (WO) providing preliminary search/exam results for the above-identified PCT international patent </w:t>
+      </w:r>
+      <w:proofErr w:type="gramStart"/>
+      <w:r>
+        <w:rPr>
+          <w:rFonts w:asciiTheme="minorHAnsi" w:hAnsiTheme="minorHAnsi"/>
+        </w:rPr>
+        <w:t>application.</w:t>
+      </w:r>
+      <w:r>
+        <w:rPr>
+          <w:rFonts w:asciiTheme="minorHAnsi" w:hAnsiTheme="minorHAnsi"/>
+        </w:rPr>
+        <w:t>&lt;</w:t>
+      </w:r>
+      <w:proofErr w:type="gramEnd"/>
+      <w:r>
+        <w:rPr>
+          <w:rFonts w:asciiTheme="minorHAnsi" w:hAnsiTheme="minorHAnsi"/>
+        </w:rPr>
+        <w:t>/p&gt;</w:t>
       </w:r>
       <w:r>
         <w:rPr>
@@ -925,13 +980,27 @@
         <w:rPr>
           <w:rFonts w:asciiTheme="minorHAnsi" w:hAnsiTheme="minorHAnsi"/>
         </w:rPr>
-        <w:t>any U.S. or other counterpart patent application that may be pending.</w:t>
-      </w:r>
-      <w:r>
-        <w:rPr>
-          <w:rFonts w:asciiTheme="minorHAnsi" w:hAnsiTheme="minorHAnsi"/>
-        </w:rPr>
-        <w:t>&lt;/p&gt;</w:t>
+        <w:t xml:space="preserve">any U.S. or other counterpart patent application that may be </w:t>
+      </w:r>
+      <w:proofErr w:type="gramStart"/>
+      <w:r>
+        <w:rPr>
+          <w:rFonts w:asciiTheme="minorHAnsi" w:hAnsiTheme="minorHAnsi"/>
+        </w:rPr>
+        <w:t>pending.</w:t>
+      </w:r>
+      <w:r>
+        <w:rPr>
+          <w:rFonts w:asciiTheme="minorHAnsi" w:hAnsiTheme="minorHAnsi"/>
+        </w:rPr>
+        <w:t>&lt;</w:t>
+      </w:r>
+      <w:proofErr w:type="gramEnd"/>
+      <w:r>
+        <w:rPr>
+          <w:rFonts w:asciiTheme="minorHAnsi" w:hAnsiTheme="minorHAnsi"/>
+        </w:rPr>
+        <w:t>/p&gt;</w:t>
       </w:r>
     </w:p>
     <w:p>
@@ -1125,7 +1194,14 @@
         <w:rPr>
           <w:rFonts w:asciiTheme="minorHAnsi" w:hAnsiTheme="minorHAnsi"/>
         </w:rPr>
-        <w:t>providing technical background</w:t>
+        <w:t xml:space="preserve">providing technical </w:t>
+      </w:r>
+      <w:proofErr w:type="gramStart"/>
+      <w:r>
+        <w:rPr>
+          <w:rFonts w:asciiTheme="minorHAnsi" w:hAnsiTheme="minorHAnsi"/>
+        </w:rPr>
+        <w:t>background</w:t>
       </w:r>
       <w:r>
         <w:rPr>
@@ -1137,7 +1213,14 @@
         <w:rPr>
           <w:rFonts w:asciiTheme="minorHAnsi" w:hAnsiTheme="minorHAnsi"/>
         </w:rPr>
-        <w:t>&lt;/p&gt;</w:t>
+        <w:t>&lt;</w:t>
+      </w:r>
+      <w:proofErr w:type="gramEnd"/>
+      <w:r>
+        <w:rPr>
+          <w:rFonts w:asciiTheme="minorHAnsi" w:hAnsiTheme="minorHAnsi"/>
+        </w:rPr>
+        <w:t>/p&gt;</w:t>
       </w:r>
       <w:r>
         <w:rPr>
@@ -1198,6 +1281,7 @@
           <w:t>www.slwip.com/pctoptions</w:t>
         </w:r>
       </w:hyperlink>
+      <w:proofErr w:type="gramStart"/>
       <w:r>
         <w:rPr>
           <w:rStyle w:val="Hyperlink"/>
@@ -1215,7 +1299,14 @@
         <w:rPr>
           <w:rFonts w:asciiTheme="minorHAnsi" w:hAnsiTheme="minorHAnsi"/>
         </w:rPr>
-        <w:t>&lt;/p&gt;</w:t>
+        <w:t>&lt;</w:t>
+      </w:r>
+      <w:proofErr w:type="gramEnd"/>
+      <w:r>
+        <w:rPr>
+          <w:rFonts w:asciiTheme="minorHAnsi" w:hAnsiTheme="minorHAnsi"/>
+        </w:rPr>
+        <w:t>/p&gt;</w:t>
       </w:r>
       <w:r>
         <w:rPr>
@@ -1351,6 +1442,7 @@
         </w:rPr>
         <w:t xml:space="preserve">this matter </w:t>
       </w:r>
+      <w:proofErr w:type="gramStart"/>
       <w:r>
         <w:rPr>
           <w:rFonts w:asciiTheme="minorHAnsi" w:hAnsiTheme="minorHAnsi"/>
@@ -1367,197 +1459,19 @@
         <w:rPr>
           <w:rFonts w:asciiTheme="minorHAnsi" w:hAnsiTheme="minorHAnsi"/>
         </w:rPr>
-        <w:t>&lt;/p&gt;</w:t>
+        <w:t>&lt;</w:t>
+      </w:r>
+      <w:proofErr w:type="gramEnd"/>
+      <w:r>
+        <w:rPr>
+          <w:rFonts w:asciiTheme="minorHAnsi" w:hAnsiTheme="minorHAnsi"/>
+        </w:rPr>
+        <w:t>/p&gt;</w:t>
       </w:r>
     </w:p>
     <w:p>
       <w:pPr>
         <w:pStyle w:val="NormalWeb"/>
-        <w:rPr>
-          <w:rFonts w:asciiTheme="minorHAnsi" w:hAnsiTheme="minorHAnsi"/>
-        </w:rPr>
-      </w:pPr>
-      <w:r>
-        <w:rPr>
-          <w:rFonts w:asciiTheme="minorHAnsi" w:hAnsiTheme="minorHAnsi"/>
-        </w:rPr>
-        <w:t>Sincerely</w:t>
-      </w:r>
-      <w:r>
-        <w:rPr>
-          <w:rFonts w:asciiTheme="minorHAnsi" w:hAnsiTheme="minorHAnsi"/>
-        </w:rPr>
-        <w:t>,</w:t>
-      </w:r>
-      <w:r>
-        <w:rPr>
-          <w:rFonts w:asciiTheme="minorHAnsi" w:hAnsiTheme="minorHAnsi"/>
-        </w:rPr>
-        <w:t>&lt;br&gt;&lt;br&gt;</w:t>
-      </w:r>
-      <w:r>
-        <w:rPr>
-          <w:rFonts w:asciiTheme="minorHAnsi" w:hAnsiTheme="minorHAnsi"/>
-        </w:rPr>
-        <w:t xml:space="preserve"> </w:t>
-      </w:r>
-    </w:p>
-    <w:p>
-      <w:pPr>
-        <w:spacing w:after="240"/>
-        <w:rPr>
-          <w:rFonts w:asciiTheme="minorHAnsi" w:eastAsia="Times New Roman" w:hAnsiTheme="minorHAnsi"/>
-        </w:rPr>
-      </w:pPr>
-    </w:p>
-    <w:p>
-      <w:pPr>
-        <w:pStyle w:val="NormalWeb"/>
-        <w:rPr>
-          <w:rFonts w:asciiTheme="minorHAnsi" w:hAnsiTheme="minorHAnsi"/>
-        </w:rPr>
-      </w:pPr>
-      <w:r>
-        <w:rPr>
-          <w:rFonts w:asciiTheme="minorHAnsi" w:hAnsiTheme="minorHAnsi"/>
-        </w:rPr>
-        <w:t>@waName@&lt;br&gt;&lt;br&gt;</w:t>
-      </w:r>
-      <w:r>
-        <w:rPr>
-          <w:rFonts w:asciiTheme="minorHAnsi" w:hAnsiTheme="minorHAnsi"/>
-        </w:rPr>
-        <w:t xml:space="preserve"> </w:t>
-      </w:r>
-      <w:r>
-        <w:rPr>
-          <w:rFonts w:asciiTheme="minorHAnsi" w:hAnsiTheme="minorHAnsi"/>
-        </w:rPr>
-        <w:br/>
-      </w:r>
-    </w:p>
-    <w:p>
-      <w:pPr>
-        <w:pStyle w:val="NormalWeb"/>
-        <w:rPr>
-          <w:rFonts w:asciiTheme="minorHAnsi" w:hAnsiTheme="minorHAnsi"/>
-        </w:rPr>
-      </w:pPr>
-      <w:r>
-        <w:rPr>
-          <w:rFonts w:asciiTheme="minorHAnsi" w:hAnsiTheme="minorHAnsi"/>
-        </w:rPr>
-        <w:t>Attachment</w:t>
-      </w:r>
-      <w:r>
-        <w:rPr>
-          <w:rFonts w:asciiTheme="minorHAnsi" w:hAnsiTheme="minorHAnsi"/>
-        </w:rPr>
-        <w:t>&lt;br&gt;</w:t>
-      </w:r>
-    </w:p>
-    <w:p>
-      <w:pPr>
-        <w:pStyle w:val="NormalWeb"/>
-        <w:rPr>
-          <w:rFonts w:asciiTheme="minorHAnsi" w:hAnsiTheme="minorHAnsi"/>
-        </w:rPr>
-      </w:pPr>
-      <w:r>
-        <w:rPr>
-          <w:rFonts w:asciiTheme="minorHAnsi" w:hAnsiTheme="minorHAnsi"/>
-        </w:rPr>
-        <w:t>&lt;p&gt;</w:t>
-      </w:r>
-      <w:r>
-        <w:rPr>
-          <w:rFonts w:asciiTheme="minorHAnsi" w:hAnsiTheme="minorHAnsi"/>
-        </w:rPr>
-        <w:t>This electronic transmission contains information which is confidential and/or privileged. The information is intended for use only by the individual or entity named above. If you are not the intended recipient (or the employee or agent responsible for delivering this information to the intended recipient), you are hereby notified that any use, dissemination, distribution, or copying of this communication is prohibited. If you have received this information in error, please notify me immediately by telephone at  612-373-6900 or by electronic mail and delete all copies of the transmission. Thank you.</w:t>
-      </w:r>
-      <w:r>
-        <w:rPr>
-          <w:rFonts w:asciiTheme="minorHAnsi" w:hAnsiTheme="minorHAnsi"/>
-        </w:rPr>
-        <w:t>&lt;p&gt;</w:t>
-      </w:r>
-    </w:p>
-    <w:p>
-      <w:pPr>
-        <w:rPr>
-          <w:rFonts w:asciiTheme="minorHAnsi" w:eastAsia="Times New Roman" w:hAnsiTheme="minorHAnsi"/>
-        </w:rPr>
-      </w:pPr>
-      <w:r>
-        <w:rPr>
-          <w:rFonts w:asciiTheme="minorHAnsi" w:eastAsia="Times New Roman" w:hAnsiTheme="minorHAnsi"/>
-        </w:rPr>
-        <w:lastRenderedPageBreak/>
-        <w:t>&lt;br&gt;&lt;br&gt;</w:t>
-      </w:r>
-    </w:p>
-    <w:p>
-      <w:pPr>
-        <w:pStyle w:val="NormalWeb"/>
-        <w:rPr>
-          <w:rFonts w:asciiTheme="minorHAnsi" w:hAnsiTheme="minorHAnsi"/>
-        </w:rPr>
-      </w:pPr>
-      <w:r>
-        <w:rPr>
-          <w:rFonts w:asciiTheme="minorHAnsi" w:hAnsiTheme="minorHAnsi"/>
-        </w:rPr>
-        <w:t>&lt;p&gt;</w:t>
-      </w:r>
-      <w:r>
-        <w:rPr>
-          <w:rFonts w:asciiTheme="minorHAnsi" w:hAnsiTheme="minorHAnsi"/>
-        </w:rPr>
-        <w:t xml:space="preserve">Schwegman Lundberg &amp; Woessner, P.A  </w:t>
-      </w:r>
-      <w:r>
-        <w:rPr>
-          <w:rFonts w:asciiTheme="minorHAnsi" w:hAnsiTheme="minorHAnsi"/>
-        </w:rPr>
-        <w:br/>
-        <w:t xml:space="preserve">1600 TCF Tower, 121 South Eighth Street, Minneapolis, MN 55402  </w:t>
-      </w:r>
-      <w:r>
-        <w:rPr>
-          <w:rFonts w:asciiTheme="minorHAnsi" w:hAnsiTheme="minorHAnsi"/>
-        </w:rPr>
-        <w:br/>
-        <w:t xml:space="preserve">Telephone: (612) 373-6900  </w:t>
-      </w:r>
-      <w:r>
-        <w:rPr>
-          <w:rFonts w:asciiTheme="minorHAnsi" w:hAnsiTheme="minorHAnsi"/>
-        </w:rPr>
-        <w:br/>
-        <w:t xml:space="preserve">Fax: (612) 339-3061  </w:t>
-      </w:r>
-      <w:r>
-        <w:rPr>
-          <w:rFonts w:asciiTheme="minorHAnsi" w:hAnsiTheme="minorHAnsi"/>
-        </w:rPr>
-        <w:br/>
-        <w:t>Web site: www.slwip.com</w:t>
-      </w:r>
-      <w:r>
-        <w:rPr>
-          <w:rFonts w:asciiTheme="minorHAnsi" w:hAnsiTheme="minorHAnsi"/>
-        </w:rPr>
-        <w:t>&lt;p&gt;</w:t>
-      </w:r>
-      <w:r>
-        <w:rPr>
-          <w:rFonts w:asciiTheme="minorHAnsi" w:hAnsiTheme="minorHAnsi"/>
-        </w:rPr>
-        <w:t xml:space="preserve"> </w:t>
-      </w:r>
-    </w:p>
-    <w:p>
-      <w:pPr>
         <w:rPr>
           <w:rFonts w:asciiTheme="minorHAnsi" w:hAnsiTheme="minorHAnsi"/>
         </w:rPr>
@@ -2133,7 +2047,6 @@
     <w:name w:val="Normal (Web)"/>
     <w:basedOn w:val="Normal"/>
     <w:uiPriority w:val="99"/>
-    <w:semiHidden/>
     <w:unhideWhenUsed/>
     <w:rsid w:val="00E648B2"/>
     <w:pPr>
